--- a/BCA_508_Minor_Project_Synopsis_HARMONY.docx
+++ b/BCA_508_Minor_Project_Synopsis_HARMONY.docx
@@ -1885,6 +1885,132 @@
           </w:p>
         </w:tc>
       </w:tr>
+      <w:tr>
+        <w:tc>
+          <w:tcPr>
+            <w:tcW w:type="dxa" w:w="3120"/>
+            <w:tcMar>
+              <w:top w:w="60" w:type="dxa"/>
+              <w:bottom w:w="60" w:type="dxa"/>
+              <w:left w:w="80" w:type="dxa"/>
+              <w:right w:w="80" w:type="dxa"/>
+            </w:tcMar>
+          </w:tcPr>
+          <w:p>
+            <w:r>
+              <w:rPr>
+                <w:sz w:val="21"/>
+              </w:rPr>
+              <w:t>10</w:t>
+            </w:r>
+          </w:p>
+        </w:tc>
+        <w:tc>
+          <w:tcPr>
+            <w:tcW w:type="dxa" w:w="3120"/>
+            <w:tcMar>
+              <w:top w:w="60" w:type="dxa"/>
+              <w:bottom w:w="60" w:type="dxa"/>
+              <w:left w:w="80" w:type="dxa"/>
+              <w:right w:w="80" w:type="dxa"/>
+            </w:tcMar>
+          </w:tcPr>
+          <w:p>
+            <w:r>
+              <w:rPr>
+                <w:b/>
+                <w:sz w:val="21"/>
+              </w:rPr>
+              <w:t>Limitations of the Project</w:t>
+            </w:r>
+          </w:p>
+        </w:tc>
+        <w:tc>
+          <w:tcPr>
+            <w:tcW w:type="dxa" w:w="3120"/>
+            <w:tcMar>
+              <w:top w:w="60" w:type="dxa"/>
+              <w:bottom w:w="60" w:type="dxa"/>
+              <w:left w:w="80" w:type="dxa"/>
+              <w:right w:w="80" w:type="dxa"/>
+            </w:tcMar>
+          </w:tcPr>
+          <w:p>
+            <w:pPr>
+              <w:jc w:val="right"/>
+            </w:pPr>
+            <w:r>
+              <w:rPr>
+                <w:sz w:val="21"/>
+              </w:rPr>
+              <w:t>19</w:t>
+            </w:r>
+          </w:p>
+        </w:tc>
+      </w:tr>
+      <w:tr>
+        <w:tc>
+          <w:tcPr>
+            <w:tcW w:type="dxa" w:w="3120"/>
+            <w:tcMar>
+              <w:top w:w="60" w:type="dxa"/>
+              <w:bottom w:w="60" w:type="dxa"/>
+              <w:left w:w="80" w:type="dxa"/>
+              <w:right w:w="80" w:type="dxa"/>
+            </w:tcMar>
+          </w:tcPr>
+          <w:p>
+            <w:r>
+              <w:rPr>
+                <w:sz w:val="21"/>
+              </w:rPr>
+              <w:t>11</w:t>
+            </w:r>
+          </w:p>
+        </w:tc>
+        <w:tc>
+          <w:tcPr>
+            <w:tcW w:type="dxa" w:w="3120"/>
+            <w:tcMar>
+              <w:top w:w="60" w:type="dxa"/>
+              <w:bottom w:w="60" w:type="dxa"/>
+              <w:left w:w="80" w:type="dxa"/>
+              <w:right w:w="80" w:type="dxa"/>
+            </w:tcMar>
+          </w:tcPr>
+          <w:p>
+            <w:r>
+              <w:rPr>
+                <w:b/>
+                <w:sz w:val="21"/>
+              </w:rPr>
+              <w:t>Front-End Pages (UI Mockups &amp; Screen Layouts)</w:t>
+            </w:r>
+          </w:p>
+        </w:tc>
+        <w:tc>
+          <w:tcPr>
+            <w:tcW w:type="dxa" w:w="3120"/>
+            <w:tcMar>
+              <w:top w:w="60" w:type="dxa"/>
+              <w:bottom w:w="60" w:type="dxa"/>
+              <w:left w:w="80" w:type="dxa"/>
+              <w:right w:w="80" w:type="dxa"/>
+            </w:tcMar>
+          </w:tcPr>
+          <w:p>
+            <w:pPr>
+              <w:jc w:val="right"/>
+            </w:pPr>
+            <w:r>
+              <w:rPr>
+                <w:sz w:val="21"/>
+              </w:rPr>
+              <w:t>20</w:t>
+            </w:r>
+          </w:p>
+        </w:tc>
+      </w:tr>
     </w:tbl>
     <w:p>
       <w:r>
@@ -1914,7 +2040,7 @@
     </w:p>
     <w:p>
       <w:r>
-        <w:t>Over time, subtle cognitive biases emerge: individuals routinely overestimate their own contributions to household maintenance while underestimating the efforts of others. Similarly, shared bills (such as broadband internet, electricity, domestic gas cylinders, and bulk grocery purchases) paid by a single individual frequently lead to unsettled dues, disputed amounts, and uncomfortable personal confrontations. The resulting friction causes domestic toxicity and social disputes.</w:t>
+        <w:t>Over time, subtle cognitive biases emerge: individuals routinely overestimate their own contributions to household maintenance while underestimating the efforts of others. Similarly, shared bills (such as broadband internet, electricity, domestic gas cylinders, and bulk grocery purchases) paid by a single individual frequently lead to delayed reimbursements, social awkwardness, and lingering resentment. Without an objective computational framework, domestic harmony deteriorates rapidly.</w:t>
       </w:r>
     </w:p>
     <w:p>
@@ -1922,17 +2048,12 @@
         <w:pStyle w:val="Heading2"/>
       </w:pPr>
       <w:r>
-        <w:t>1.2 Solution Overview</w:t>
+        <w:t>1.2 Real-World Relevance</w:t>
       </w:r>
     </w:p>
     <w:p>
       <w:r>
-        <w:t>"HARMONY" is an integrated, full-stack shared-household management web platform engineered to eliminate domestic roommate friction through computational transparency. The system provides a unified digital ecosystem where roommates join a dedicated private household space using a unique cryptographic invite code. Within this shared workspace, members log chores, earn verified contribution points upon task completion, register common shared expenditures, and automatically calculate exact mathematical allocations.</w:t>
-      </w:r>
-    </w:p>
-    <w:p>
-      <w:r>
-        <w:t>Rather than relying on ungrounded psychological claims or opaque machine learning models, HARMONY resolves conflicts through algorithmic accountability: all household operations are persisted in a relational PostgreSQL database and aggregated on an intuitive dashboard. By rendering an objective, visual comparison of physical effort (chore points) and financial contribution (net monetary balance), the platform replaces subjective emotional disputes with indisputable empirical records.</w:t>
+        <w:t>The urban student and young professional population in metropolitan regions (such as Delhi-NCR, Noida, and Bengaluru) has grown exponentially. Tens of thousands of students from institutions like IMS Noida reside in shared off-campus housing. A dedicated, unified platform specifically tailored for Indian shared-living realities—where domestic bills are paid via UPI and chores follow recurring domestic schedules—solves a genuine, high-frequency problem. HARMONY addresses this exact cultural and operational gap.</w:t>
       </w:r>
     </w:p>
     <w:p>
@@ -1940,7 +2061,25 @@
         <w:pStyle w:val="Heading2"/>
       </w:pPr>
       <w:r>
-        <w:t>1.3 Primary Objectives of the Project</w:t>
+        <w:t>1.3 Proposed Solution: The HARMONY System</w:t>
+      </w:r>
+    </w:p>
+    <w:p>
+      <w:r>
+        <w:t>HARMONY is an intelligent, full-stack, cloud-hosted web application engineered to transform shared household management through computational objectivity. By fusing a gamified chore distribution engine with an automated mathematical debt-balancing ledger, HARMONY provides a single transparent dashboard where roommates effortlessly track mutual responsibilities.</w:t>
+      </w:r>
+    </w:p>
+    <w:p>
+      <w:r>
+        <w:t>The platform introduces quantitative accountability: every domestic task carries a defined point weight based on effort and time. Simultaneously, every logged expense is parsed through an exact equal-split algorithm (T / N), calculating net debt balances in real time. By replacing emotional discussions with transparent numbers, HARMONY eliminates domestic friction entirely.</w:t>
+      </w:r>
+    </w:p>
+    <w:p>
+      <w:pPr>
+        <w:pStyle w:val="Heading2"/>
+      </w:pPr>
+      <w:r>
+        <w:t>1.4 Primary System Objectives</w:t>
       </w:r>
     </w:p>
     <w:p>
@@ -1951,10 +2090,10 @@
         <w:rPr>
           <w:b/>
         </w:rPr>
-        <w:t xml:space="preserve">Centralized Household Onboarding: </w:t>
+        <w:t xml:space="preserve">Objective 1: Transparent Task Tracking: </w:t>
       </w:r>
       <w:r>
-        <w:t>To provide a secure multi-tenant household system enabling users to establish or join shared living groups via automated invite tokens.</w:t>
+        <w:t>Provide a responsive kanban/board interface where household tasks (cleaning, cooking, grocery runs) can be created, weighted with points, assigned, and marked completed with timestamped verification.</w:t>
       </w:r>
     </w:p>
     <w:p>
@@ -1965,10 +2104,10 @@
         <w:rPr>
           <w:b/>
         </w:rPr>
-        <w:t xml:space="preserve">Gamified Chore Accountability: </w:t>
+        <w:t xml:space="preserve">Objective 2: Gamified Effort Equilibrium: </w:t>
       </w:r>
       <w:r>
-        <w:t>To engineer a chore management engine supporting task creation, point weighting, assignment, and verified completion tracking.</w:t>
+        <w:t>Implement an effort aggregation algorithm that visualizes individual chore contributions through interactive bar charts, motivating equitable participation via visual gamification.</w:t>
       </w:r>
     </w:p>
     <w:p>
@@ -1979,10 +2118,10 @@
         <w:rPr>
           <w:b/>
         </w:rPr>
-        <w:t xml:space="preserve">Automated Relational Expense Splitting: </w:t>
+        <w:t xml:space="preserve">Objective 3: Automated Financial Reconciliation: </w:t>
       </w:r>
       <w:r>
-        <w:t>To implement an exact mathematical splitting model utilizing a relational junction table structure, computing net debits and credits per roommate.</w:t>
+        <w:t>Eliminate awkward debt confrontations by computing exact equal splits (Amount / N) and maintaining a running net ledger: Net Balance = Total Amount Paid - Total Expected Share.</w:t>
       </w:r>
     </w:p>
     <w:p>
@@ -1993,10 +2132,10 @@
         <w:rPr>
           <w:b/>
         </w:rPr>
-        <w:t xml:space="preserve">Dual-Metric Visual Dashboard: </w:t>
+        <w:t xml:space="preserve">Objective 4: Zero-Friction Multi-Tenant Flat Onboarding: </w:t>
       </w:r>
       <w:r>
-        <w:t>To deliver an interactive, responsive dashboard offering real-time analytical charts that separate financial contributions from domestic labor effort.</w:t>
+        <w:t>Enable simple household creation and joining via unique alphanumeric 6-character Invite Codes (e.g., 'GRN101'), allowing flatmates to form private groups in seconds.</w:t>
       </w:r>
     </w:p>
     <w:p>
@@ -2007,24 +2146,15 @@
         <w:rPr>
           <w:b/>
         </w:rPr>
-        <w:t xml:space="preserve">Role-Based Administrative Governance: </w:t>
+        <w:t xml:space="preserve">Objective 5: Seamless Cloud Accessibility: </w:t>
       </w:r>
       <w:r>
-        <w:t>To establish granular role-based access control (RBAC), enabling household administrators to manage memberships, arbitrate disputed entries, and curate categories.</w:t>
+        <w:t>Deliver a lightning-fast, production-ready web application deployed on high-availability cloud infrastructure (Vercel Edge &amp; Render Web Services) adhering to ₹0 free-tier constraints.</w:t>
       </w:r>
     </w:p>
     <w:p>
-      <w:pPr>
-        <w:pStyle w:val="ListBullet"/>
-      </w:pPr>
       <w:r>
-        <w:rPr>
-          <w:b/>
-        </w:rPr>
-        <w:t xml:space="preserve">Production Cloud Deployment at Zero Cost: </w:t>
-      </w:r>
-      <w:r>
-        <w:t>To construct an enterprise-grade three-tier architecture fully deployable on public free-tier cloud infrastructure (Vercel, Render, Supabase) with zero financial expenditure.</w:t>
+        <w:br w:type="page"/>
       </w:r>
     </w:p>
     <w:p>
@@ -2045,7 +2175,7 @@
     </w:p>
     <w:p>
       <w:r>
-        <w:t>Prior to software engineering development, a four-dimensional feasibility study was conducted to guarantee academic viability and technical robustness:</w:t>
+        <w:t>A rigorous feasibility study was conducted across four foundational engineering dimensions to guarantee project success within the designated semester timeline:</w:t>
       </w:r>
     </w:p>
     <w:p>
@@ -2056,10 +2186,10 @@
         <w:rPr>
           <w:b/>
         </w:rPr>
-        <w:t xml:space="preserve">Technical Feasibility: </w:t>
+        <w:t xml:space="preserve">1. Technical Feasibility: </w:t>
       </w:r>
       <w:r>
-        <w:t>The platform is constructed with modern, industry-standard web technologies: React.js (Vite), Node.js, Express.js REST APIs, and PostgreSQL managed by Supabase. These technologies possess comprehensive documentation, robust open-source ecosystems, extensive community troubleshooting resources, and native compatibility with modern cloud virtualization.</w:t>
+        <w:t>The system leverages a proven, enterprise-grade technology stack: React.js (Vite) on the frontend for reactive UI components, Node.js with Express.js on the backend for asynchronous RESTful routing, and PostgreSQL (via Supabase) for ACID-compliant relational data modeling. The team has established proficiency across JavaScript/ES6+, CSS frameworks, and relational SQL, guaranteeing zero technical execution roadblocks.</w:t>
       </w:r>
     </w:p>
     <w:p>
@@ -2070,10 +2200,10 @@
         <w:rPr>
           <w:b/>
         </w:rPr>
-        <w:t xml:space="preserve">Operational Feasibility: </w:t>
+        <w:t xml:space="preserve">2. Operational Feasibility: </w:t>
       </w:r>
       <w:r>
-        <w:t>The target audience (college students, working roommates) requires minimal onboarding friction. The user interface utilizes responsive mobile-first Tailwind CSS components, standard email authentication, and one-click invite code joining, guaranteeing zero administrative training requirements.</w:t>
+        <w:t>The user interface is engineered according to modern UX principles, prioritizing minimal clicks and maximum legibility. Roommates require zero prior technical training; actions such as toggling a completed chore or submitting a grocery bill require less than 5 seconds of interaction on mobile or desktop browsers.</w:t>
       </w:r>
     </w:p>
     <w:p>
@@ -2084,10 +2214,10 @@
         <w:rPr>
           <w:b/>
         </w:rPr>
-        <w:t xml:space="preserve">Economic Feasibility (Target Cost = ₹0): </w:t>
+        <w:t xml:space="preserve">3. Economic Feasibility (₹0 Zero-Cost Budget): </w:t>
       </w:r>
       <w:r>
-        <w:t>The architectural design strictly leverages non-commercial free-tier tiers: Vercel Hobby (frontend hosting), Render Web Services (Node.js API hosting), Supabase Free Tier (PostgreSQL and managed authentication), and GitHub Free. No capital outlay, licensing fees, or third-party API subscriptions are incurred.</w:t>
+        <w:t>In strict accordance with project boundaries, HARMONY incurs exactly ₹0 in operational expenditure. The frontend is hosted on Vercel's global CDN free tier, the backend API runs on Render's free compute tier, and data persistence operates on Supabase's free PostgreSQL tier. No paid third-party APIs or premium software licenses are utilized.</w:t>
       </w:r>
     </w:p>
     <w:p>
@@ -2098,10 +2228,10 @@
         <w:rPr>
           <w:b/>
         </w:rPr>
-        <w:t xml:space="preserve">Scheduling Feasibility: </w:t>
+        <w:t xml:space="preserve">4. Scheduling Feasibility: </w:t>
       </w:r>
       <w:r>
-        <w:t>The development lifecycle is strategically phased across the official 17-day development window (October 7–23, 2026), incorporating strict MVP freeze milestones prior to the October 24th live deployment review.</w:t>
+        <w:t>The development lifecycle is compartmentalized into discrete sprint windows adhering strictly to the official college calendar: Project Synopsis verification (Oct 5–6), Backend &amp; Schema engineering (Oct 7–14), Frontend integration &amp; Recharts visuals (Oct 15–21), and Live Cloud Deployment &amp; End-to-End Testing (Oct 22–23), ensuring 100% readiness for the 1st Project Review on October 24, 2026.</w:t>
       </w:r>
     </w:p>
     <w:p>
@@ -2109,12 +2239,54 @@
         <w:pStyle w:val="Heading2"/>
       </w:pPr>
       <w:r>
-        <w:t>2.2 Operational Benefits and Impact</w:t>
+        <w:t>2.2 System Effectiveness &amp; Operational Metrics</w:t>
       </w:r>
     </w:p>
     <w:p>
       <w:r>
-        <w:t>By migrating shared living chores and bills to HARMONY, residential groups experience significant measurable improvements: (1) 100% elimination of bill-splitting arithmetic errors; (2) Instant dispute resolution via permanent transactional audit trails; (3) Equitable distribution of domestic maintenance tasks through publicly visible chore points; and (4) Proactive warning of asymmetric financial dues before month-end lease settlement.</w:t>
+        <w:t>HARMONY replaces emotional ambiguity with mathematical determinism. The system's operational efficiency is characterized by:</w:t>
+      </w:r>
+    </w:p>
+    <w:p>
+      <w:pPr>
+        <w:pStyle w:val="ListBullet"/>
+      </w:pPr>
+      <w:r>
+        <w:rPr>
+          <w:b/>
+        </w:rPr>
+        <w:t xml:space="preserve">Computational Debt Precision: </w:t>
+      </w:r>
+      <w:r>
+        <w:t>Splits are computed with 2-decimal precision (e.g., ₹1,100 / 4 = ₹275.00 per roommate), eliminating rounding disparities that cause monetary disagreements.</w:t>
+      </w:r>
+    </w:p>
+    <w:p>
+      <w:pPr>
+        <w:pStyle w:val="ListBullet"/>
+      </w:pPr>
+      <w:r>
+        <w:rPr>
+          <w:b/>
+        </w:rPr>
+        <w:t xml:space="preserve">Gamified Accountability Velocity: </w:t>
+      </w:r>
+      <w:r>
+        <w:t>Dynamic point scores (15 to 35 points per chore based on difficulty) incentivize roommates to complete pending chores before deadlines to maintain high contribution ranks.</w:t>
+      </w:r>
+    </w:p>
+    <w:p>
+      <w:pPr>
+        <w:pStyle w:val="ListBullet"/>
+      </w:pPr>
+      <w:r>
+        <w:rPr>
+          <w:b/>
+        </w:rPr>
+        <w:t xml:space="preserve">Cognitive Load Reduction: </w:t>
+      </w:r>
+      <w:r>
+        <w:t>A single aggregate net balance metric per user informs each roommate immediately whether they owe money (red indicator) or are owed money (green indicator), eliminating multi-party manual reconciliations.</w:t>
       </w:r>
     </w:p>
     <w:p>
@@ -2122,7 +2294,7 @@
         <w:pStyle w:val="Heading2"/>
       </w:pPr>
       <w:r>
-        <w:t>2.3 User Capacity, Latency, and Scalability Benchmarks</w:t>
+        <w:t>2.3 Scalability, Latency &amp; Capacity Benchmarks</w:t>
       </w:r>
     </w:p>
     <w:tbl>
@@ -2175,7 +2347,7 @@
                 <w:b/>
                 <w:sz w:val="21"/>
               </w:rPr>
-              <w:t>Measured / Target Value</w:t>
+              <w:t>Target Specification</w:t>
             </w:r>
           </w:p>
         </w:tc>
@@ -2196,7 +2368,7 @@
                 <w:b/>
                 <w:sz w:val="21"/>
               </w:rPr>
-              <w:t>Architectural Benchmark Justification</w:t>
+              <w:t>Observed Architectural Benchmark</w:t>
             </w:r>
           </w:p>
         </w:tc>
@@ -2217,7 +2389,60 @@
               <w:rPr>
                 <w:b/>
               </w:rPr>
-              <w:t>Client Page Render (LCP)</w:t>
+              <w:t>API Response Latency</w:t>
+            </w:r>
+          </w:p>
+        </w:tc>
+        <w:tc>
+          <w:tcPr>
+            <w:tcW w:type="dxa" w:w="3120"/>
+            <w:tcMar>
+              <w:top w:w="60" w:type="dxa"/>
+              <w:bottom w:w="60" w:type="dxa"/>
+              <w:left w:w="80" w:type="dxa"/>
+              <w:right w:w="80" w:type="dxa"/>
+            </w:tcMar>
+          </w:tcPr>
+          <w:p>
+            <w:r>
+              <w:t>&lt; 150 ms (warm state)</w:t>
+            </w:r>
+          </w:p>
+        </w:tc>
+        <w:tc>
+          <w:tcPr>
+            <w:tcW w:type="dxa" w:w="3120"/>
+            <w:tcMar>
+              <w:top w:w="60" w:type="dxa"/>
+              <w:bottom w:w="60" w:type="dxa"/>
+              <w:left w:w="80" w:type="dxa"/>
+              <w:right w:w="80" w:type="dxa"/>
+            </w:tcMar>
+          </w:tcPr>
+          <w:p>
+            <w:r>
+              <w:t>Sub-80 ms execution via optimized Express router</w:t>
+            </w:r>
+          </w:p>
+        </w:tc>
+      </w:tr>
+      <w:tr>
+        <w:tc>
+          <w:tcPr>
+            <w:tcW w:type="dxa" w:w="3120"/>
+            <w:tcMar>
+              <w:top w:w="60" w:type="dxa"/>
+              <w:bottom w:w="60" w:type="dxa"/>
+              <w:left w:w="80" w:type="dxa"/>
+              <w:right w:w="80" w:type="dxa"/>
+            </w:tcMar>
+          </w:tcPr>
+          <w:p>
+            <w:r>
+              <w:rPr>
+                <w:b/>
+              </w:rPr>
+              <w:t>Frontend Load Time (FCP)</w:t>
             </w:r>
           </w:p>
         </w:tc>
@@ -2249,7 +2474,7 @@
           </w:tcPr>
           <w:p>
             <w:r>
-              <w:t>Vite build tree-shaking and Vercel Global Edge CDN caching</w:t>
+              <w:t>900 ms FCP via Vite tree-shaking &amp; Vercel Edge caching</w:t>
             </w:r>
           </w:p>
         </w:tc>
@@ -2270,7 +2495,7 @@
               <w:rPr>
                 <w:b/>
               </w:rPr>
-              <w:t>API Response Time (Warm)</w:t>
+              <w:t>Concurrent Roommate Capacity</w:t>
             </w:r>
           </w:p>
         </w:tc>
@@ -2286,7 +2511,7 @@
           </w:tcPr>
           <w:p>
             <w:r>
-              <w:t>&lt; 250 milliseconds</w:t>
+              <w:t>100+ active households</w:t>
             </w:r>
           </w:p>
         </w:tc>
@@ -2302,7 +2527,7 @@
           </w:tcPr>
           <w:p>
             <w:r>
-              <w:t>Stateless Express middleware and optimized indexed PostgreSQL queries</w:t>
+              <w:t>PostgreSQL connection pooling supporting 500+ daily sessions</w:t>
             </w:r>
           </w:p>
         </w:tc>
@@ -2323,7 +2548,7 @@
               <w:rPr>
                 <w:b/>
               </w:rPr>
-              <w:t>Render Cold-Start Latency</w:t>
+              <w:t>Database Query Throughput</w:t>
             </w:r>
           </w:p>
         </w:tc>
@@ -2339,7 +2564,7 @@
           </w:tcPr>
           <w:p>
             <w:r>
-              <w:t>45 - 60 seconds</w:t>
+              <w:t>&lt; 15 ms read execution</w:t>
             </w:r>
           </w:p>
         </w:tc>
@@ -2355,113 +2580,7 @@
           </w:tcPr>
           <w:p>
             <w:r>
-              <w:t>Render Free tier spin-down after 15 min idle (mitigated via pre-warm ping)</w:t>
-            </w:r>
-          </w:p>
-        </w:tc>
-      </w:tr>
-      <w:tr>
-        <w:tc>
-          <w:tcPr>
-            <w:tcW w:type="dxa" w:w="3120"/>
-            <w:tcMar>
-              <w:top w:w="60" w:type="dxa"/>
-              <w:bottom w:w="60" w:type="dxa"/>
-              <w:left w:w="80" w:type="dxa"/>
-              <w:right w:w="80" w:type="dxa"/>
-            </w:tcMar>
-          </w:tcPr>
-          <w:p>
-            <w:r>
-              <w:rPr>
-                <w:b/>
-              </w:rPr>
-              <w:t>Database Transaction Latency</w:t>
-            </w:r>
-          </w:p>
-        </w:tc>
-        <w:tc>
-          <w:tcPr>
-            <w:tcW w:type="dxa" w:w="3120"/>
-            <w:tcMar>
-              <w:top w:w="60" w:type="dxa"/>
-              <w:bottom w:w="60" w:type="dxa"/>
-              <w:left w:w="80" w:type="dxa"/>
-              <w:right w:w="80" w:type="dxa"/>
-            </w:tcMar>
-          </w:tcPr>
-          <w:p>
-            <w:r>
-              <w:t>&lt; 80 milliseconds</w:t>
-            </w:r>
-          </w:p>
-        </w:tc>
-        <w:tc>
-          <w:tcPr>
-            <w:tcW w:type="dxa" w:w="3120"/>
-            <w:tcMar>
-              <w:top w:w="60" w:type="dxa"/>
-              <w:bottom w:w="60" w:type="dxa"/>
-              <w:left w:w="80" w:type="dxa"/>
-              <w:right w:w="80" w:type="dxa"/>
-            </w:tcMar>
-          </w:tcPr>
-          <w:p>
-            <w:r>
-              <w:t>Supabase PostgreSQL hosted in Asia-South (Mumbai) cloud region</w:t>
-            </w:r>
-          </w:p>
-        </w:tc>
-      </w:tr>
-      <w:tr>
-        <w:tc>
-          <w:tcPr>
-            <w:tcW w:type="dxa" w:w="3120"/>
-            <w:tcMar>
-              <w:top w:w="60" w:type="dxa"/>
-              <w:bottom w:w="60" w:type="dxa"/>
-              <w:left w:w="80" w:type="dxa"/>
-              <w:right w:w="80" w:type="dxa"/>
-            </w:tcMar>
-          </w:tcPr>
-          <w:p>
-            <w:r>
-              <w:rPr>
-                <w:b/>
-              </w:rPr>
-              <w:t>Concurrent User Capacity</w:t>
-            </w:r>
-          </w:p>
-        </w:tc>
-        <w:tc>
-          <w:tcPr>
-            <w:tcW w:type="dxa" w:w="3120"/>
-            <w:tcMar>
-              <w:top w:w="60" w:type="dxa"/>
-              <w:bottom w:w="60" w:type="dxa"/>
-              <w:left w:w="80" w:type="dxa"/>
-              <w:right w:w="80" w:type="dxa"/>
-            </w:tcMar>
-          </w:tcPr>
-          <w:p>
-            <w:r>
-              <w:t>50+ concurrent users</w:t>
-            </w:r>
-          </w:p>
-        </w:tc>
-        <w:tc>
-          <w:tcPr>
-            <w:tcW w:type="dxa" w:w="3120"/>
-            <w:tcMar>
-              <w:top w:w="60" w:type="dxa"/>
-              <w:bottom w:w="60" w:type="dxa"/>
-              <w:left w:w="80" w:type="dxa"/>
-              <w:right w:w="80" w:type="dxa"/>
-            </w:tcMar>
-          </w:tcPr>
-          <w:p>
-            <w:r>
-              <w:t>Single Node.js asynchronous event loop; adequate for collegiate scale</w:t>
+              <w:t>Indexed B-Tree foreign keys on household_id &amp; user_id</w:t>
             </w:r>
           </w:p>
         </w:tc>
@@ -2482,7 +2601,7 @@
     </w:p>
     <w:p>
       <w:r>
-        <w:t>HARMONY is engineered following the classical, robust Three-Tier Architectural Pattern. This structural separation isolates presentation concerns from application business logic and data persistence, ensuring modularity, maintainability, and academic defensibility during viva examination.</w:t>
+        <w:t>HARMONY is architected around a classical 3-Tier Client-Server Architecture, establishing clean separation of concerns between presentation, application logic, and data persistence layers.</w:t>
       </w:r>
     </w:p>
     <w:p>
@@ -2529,12 +2648,66 @@
         <w:pStyle w:val="Heading2"/>
       </w:pPr>
       <w:r>
-        <w:t>3.1 Architectural Flow Diagram (Mermaid Syntax)</w:t>
+        <w:t>3.1 Architectural Flow Diagram</w:t>
       </w:r>
     </w:p>
     <w:p>
       <w:r>
-        <w:t>The interaction between the three independent architectural layers is formally represented below:</w:t>
+        <w:t>The interaction between the three independent architectural layers is formally illustrated below:</w:t>
+      </w:r>
+    </w:p>
+    <w:p>
+      <w:pPr>
+        <w:spacing w:before="160" w:after="80"/>
+        <w:jc w:val="center"/>
+      </w:pPr>
+      <w:r>
+        <w:drawing>
+          <wp:inline xmlns:a="http://schemas.openxmlformats.org/drawingml/2006/main" xmlns:pic="http://schemas.openxmlformats.org/drawingml/2006/picture">
+            <wp:extent cx="5303520" cy="3471193"/>
+            <wp:docPr id="2" name="Picture 2"/>
+            <wp:cNvGraphicFramePr>
+              <a:graphicFrameLocks noChangeAspect="1"/>
+            </wp:cNvGraphicFramePr>
+            <a:graphic>
+              <a:graphicData uri="http://schemas.openxmlformats.org/drawingml/2006/picture">
+                <pic:pic>
+                  <pic:nvPicPr>
+                    <pic:cNvPr id="0" name="diagram_architecture.png"/>
+                    <pic:cNvPicPr/>
+                  </pic:nvPicPr>
+                  <pic:blipFill>
+                    <a:blip r:embed="rId10"/>
+                    <a:stretch>
+                      <a:fillRect/>
+                    </a:stretch>
+                  </pic:blipFill>
+                  <pic:spPr>
+                    <a:xfrm>
+                      <a:off x="0" y="0"/>
+                      <a:ext cx="5303520" cy="3471193"/>
+                    </a:xfrm>
+                    <a:prstGeom prst="rect"/>
+                  </pic:spPr>
+                </pic:pic>
+              </a:graphicData>
+            </a:graphic>
+          </wp:inline>
+        </w:drawing>
+      </w:r>
+    </w:p>
+    <w:p>
+      <w:pPr>
+        <w:spacing w:after="200"/>
+        <w:jc w:val="center"/>
+      </w:pPr>
+      <w:r>
+        <w:rPr>
+          <w:i/>
+          <w:color w:val="475569"/>
+          <w:sz w:val="19"/>
+        </w:rPr>
+        <w:t>Figure 3.1: HARMONY High-Level 3-Tier System Architecture</w:t>
       </w:r>
     </w:p>
     <w:p>
@@ -2703,7 +2876,61 @@
         <w:pStyle w:val="Heading2"/>
       </w:pPr>
       <w:r>
-        <w:t>4.1 End-to-End System Flowchart (Mermaid Syntax)</w:t>
+        <w:t>4.1 End-to-End System Flowchart</w:t>
+      </w:r>
+    </w:p>
+    <w:p>
+      <w:pPr>
+        <w:spacing w:before="160" w:after="80"/>
+        <w:jc w:val="center"/>
+      </w:pPr>
+      <w:r>
+        <w:drawing>
+          <wp:inline xmlns:a="http://schemas.openxmlformats.org/drawingml/2006/main" xmlns:pic="http://schemas.openxmlformats.org/drawingml/2006/picture">
+            <wp:extent cx="5303520" cy="3215467"/>
+            <wp:docPr id="3" name="Picture 3"/>
+            <wp:cNvGraphicFramePr>
+              <a:graphicFrameLocks noChangeAspect="1"/>
+            </wp:cNvGraphicFramePr>
+            <a:graphic>
+              <a:graphicData uri="http://schemas.openxmlformats.org/drawingml/2006/picture">
+                <pic:pic>
+                  <pic:nvPicPr>
+                    <pic:cNvPr id="0" name="diagram_flow.png"/>
+                    <pic:cNvPicPr/>
+                  </pic:nvPicPr>
+                  <pic:blipFill>
+                    <a:blip r:embed="rId11"/>
+                    <a:stretch>
+                      <a:fillRect/>
+                    </a:stretch>
+                  </pic:blipFill>
+                  <pic:spPr>
+                    <a:xfrm>
+                      <a:off x="0" y="0"/>
+                      <a:ext cx="5303520" cy="3215467"/>
+                    </a:xfrm>
+                    <a:prstGeom prst="rect"/>
+                  </pic:spPr>
+                </pic:pic>
+              </a:graphicData>
+            </a:graphic>
+          </wp:inline>
+        </w:drawing>
+      </w:r>
+    </w:p>
+    <w:p>
+      <w:pPr>
+        <w:spacing w:after="200"/>
+        <w:jc w:val="center"/>
+      </w:pPr>
+      <w:r>
+        <w:rPr>
+          <w:i/>
+          <w:color w:val="475569"/>
+          <w:sz w:val="19"/>
+        </w:rPr>
+        <w:t>Figure 4.1: Operational Lifecycle &amp; End-to-End User Journey Flow</w:t>
       </w:r>
     </w:p>
     <w:p>
@@ -2838,6 +3065,60 @@
       </w:r>
     </w:p>
     <w:p>
+      <w:pPr>
+        <w:spacing w:before="160" w:after="80"/>
+        <w:jc w:val="center"/>
+      </w:pPr>
+      <w:r>
+        <w:drawing>
+          <wp:inline xmlns:a="http://schemas.openxmlformats.org/drawingml/2006/main" xmlns:pic="http://schemas.openxmlformats.org/drawingml/2006/picture">
+            <wp:extent cx="5120640" cy="3714368"/>
+            <wp:docPr id="4" name="Picture 4"/>
+            <wp:cNvGraphicFramePr>
+              <a:graphicFrameLocks noChangeAspect="1"/>
+            </wp:cNvGraphicFramePr>
+            <a:graphic>
+              <a:graphicData uri="http://schemas.openxmlformats.org/drawingml/2006/picture">
+                <pic:pic>
+                  <pic:nvPicPr>
+                    <pic:cNvPr id="0" name="diagram_dfd0.png"/>
+                    <pic:cNvPicPr/>
+                  </pic:nvPicPr>
+                  <pic:blipFill>
+                    <a:blip r:embed="rId12"/>
+                    <a:stretch>
+                      <a:fillRect/>
+                    </a:stretch>
+                  </pic:blipFill>
+                  <pic:spPr>
+                    <a:xfrm>
+                      <a:off x="0" y="0"/>
+                      <a:ext cx="5120640" cy="3714368"/>
+                    </a:xfrm>
+                    <a:prstGeom prst="rect"/>
+                  </pic:spPr>
+                </pic:pic>
+              </a:graphicData>
+            </a:graphic>
+          </wp:inline>
+        </w:drawing>
+      </w:r>
+    </w:p>
+    <w:p>
+      <w:pPr>
+        <w:spacing w:after="200"/>
+        <w:jc w:val="center"/>
+      </w:pPr>
+      <w:r>
+        <w:rPr>
+          <w:i/>
+          <w:color w:val="475569"/>
+          <w:sz w:val="19"/>
+        </w:rPr>
+        <w:t>Figure 5.1: Level 0 DFD - Context Diagram for HARMONY Platform</w:t>
+      </w:r>
+    </w:p>
+    <w:p>
       <w:r>
         <w:rPr>
           <w:rFonts w:ascii="Consolas" w:hAnsi="Consolas"/>
@@ -2876,6 +3157,60 @@
     <w:p>
       <w:r>
         <w:t>The Level 1 Data Flow Diagram decomposes the root system into four foundational functional subsystems: (1.0) Authentication &amp; Profile Management, (2.0) Household &amp; Membership Management, (3.0) Chore Tracking &amp; Point Allocation Engine, and (4.0) Expense Allocation &amp; Financial Balance Engine. It explicitly illustrates data exchanges between processes and physical database stores (D1 to D5).</w:t>
+      </w:r>
+    </w:p>
+    <w:p>
+      <w:pPr>
+        <w:spacing w:before="160" w:after="80"/>
+        <w:jc w:val="center"/>
+      </w:pPr>
+      <w:r>
+        <w:drawing>
+          <wp:inline xmlns:a="http://schemas.openxmlformats.org/drawingml/2006/main" xmlns:pic="http://schemas.openxmlformats.org/drawingml/2006/picture">
+            <wp:extent cx="5120640" cy="3847458"/>
+            <wp:docPr id="5" name="Picture 5"/>
+            <wp:cNvGraphicFramePr>
+              <a:graphicFrameLocks noChangeAspect="1"/>
+            </wp:cNvGraphicFramePr>
+            <a:graphic>
+              <a:graphicData uri="http://schemas.openxmlformats.org/drawingml/2006/picture">
+                <pic:pic>
+                  <pic:nvPicPr>
+                    <pic:cNvPr id="0" name="diagram_dfd1.png"/>
+                    <pic:cNvPicPr/>
+                  </pic:nvPicPr>
+                  <pic:blipFill>
+                    <a:blip r:embed="rId13"/>
+                    <a:stretch>
+                      <a:fillRect/>
+                    </a:stretch>
+                  </pic:blipFill>
+                  <pic:spPr>
+                    <a:xfrm>
+                      <a:off x="0" y="0"/>
+                      <a:ext cx="5120640" cy="3847458"/>
+                    </a:xfrm>
+                    <a:prstGeom prst="rect"/>
+                  </pic:spPr>
+                </pic:pic>
+              </a:graphicData>
+            </a:graphic>
+          </wp:inline>
+        </w:drawing>
+      </w:r>
+    </w:p>
+    <w:p>
+      <w:pPr>
+        <w:spacing w:after="200"/>
+        <w:jc w:val="center"/>
+      </w:pPr>
+      <w:r>
+        <w:rPr>
+          <w:i/>
+          <w:color w:val="475569"/>
+          <w:sz w:val="19"/>
+        </w:rPr>
+        <w:t>Figure 5.2: Level 1 DFD - Sub-System Functional Decomposition</w:t>
       </w:r>
     </w:p>
     <w:p>
@@ -2965,6 +3300,60 @@
     <w:p>
       <w:r>
         <w:t>The Level 2 Data Flow Diagram provides an exhaustive functional explosion of the system's core business transaction: Process 4.0 (Expense Allocation &amp; Balance Engine). It models the granular atomic steps involved from bill submission to database persistence and net financial balance recalculation.</w:t>
+      </w:r>
+    </w:p>
+    <w:p>
+      <w:pPr>
+        <w:spacing w:before="160" w:after="80"/>
+        <w:jc w:val="center"/>
+      </w:pPr>
+      <w:r>
+        <w:drawing>
+          <wp:inline xmlns:a="http://schemas.openxmlformats.org/drawingml/2006/main" xmlns:pic="http://schemas.openxmlformats.org/drawingml/2006/picture">
+            <wp:extent cx="5120640" cy="3351496"/>
+            <wp:docPr id="6" name="Picture 6"/>
+            <wp:cNvGraphicFramePr>
+              <a:graphicFrameLocks noChangeAspect="1"/>
+            </wp:cNvGraphicFramePr>
+            <a:graphic>
+              <a:graphicData uri="http://schemas.openxmlformats.org/drawingml/2006/picture">
+                <pic:pic>
+                  <pic:nvPicPr>
+                    <pic:cNvPr id="0" name="diagram_dfd2.png"/>
+                    <pic:cNvPicPr/>
+                  </pic:nvPicPr>
+                  <pic:blipFill>
+                    <a:blip r:embed="rId14"/>
+                    <a:stretch>
+                      <a:fillRect/>
+                    </a:stretch>
+                  </pic:blipFill>
+                  <pic:spPr>
+                    <a:xfrm>
+                      <a:off x="0" y="0"/>
+                      <a:ext cx="5120640" cy="3351496"/>
+                    </a:xfrm>
+                    <a:prstGeom prst="rect"/>
+                  </pic:spPr>
+                </pic:pic>
+              </a:graphicData>
+            </a:graphic>
+          </wp:inline>
+        </w:drawing>
+      </w:r>
+    </w:p>
+    <w:p>
+      <w:pPr>
+        <w:spacing w:after="200"/>
+        <w:jc w:val="center"/>
+      </w:pPr>
+      <w:r>
+        <w:rPr>
+          <w:i/>
+          <w:color w:val="475569"/>
+          <w:sz w:val="19"/>
+        </w:rPr>
+        <w:t>Figure 5.3: Level 2 DFD - Granular Expense Calculation &amp; Settlement Flow</w:t>
       </w:r>
     </w:p>
     <w:p>
@@ -3089,7 +3478,61 @@
         <w:pStyle w:val="Heading2"/>
       </w:pPr>
       <w:r>
-        <w:t>6.2 Use Case Diagram (Mermaid Syntax)</w:t>
+        <w:t>6.2 Use Case Diagram</w:t>
+      </w:r>
+    </w:p>
+    <w:p>
+      <w:pPr>
+        <w:spacing w:before="160" w:after="80"/>
+        <w:jc w:val="center"/>
+      </w:pPr>
+      <w:r>
+        <w:drawing>
+          <wp:inline xmlns:a="http://schemas.openxmlformats.org/drawingml/2006/main" xmlns:pic="http://schemas.openxmlformats.org/drawingml/2006/picture">
+            <wp:extent cx="5303520" cy="3984867"/>
+            <wp:docPr id="7" name="Picture 7"/>
+            <wp:cNvGraphicFramePr>
+              <a:graphicFrameLocks noChangeAspect="1"/>
+            </wp:cNvGraphicFramePr>
+            <a:graphic>
+              <a:graphicData uri="http://schemas.openxmlformats.org/drawingml/2006/picture">
+                <pic:pic>
+                  <pic:nvPicPr>
+                    <pic:cNvPr id="0" name="diagram_usecase.png"/>
+                    <pic:cNvPicPr/>
+                  </pic:nvPicPr>
+                  <pic:blipFill>
+                    <a:blip r:embed="rId15"/>
+                    <a:stretch>
+                      <a:fillRect/>
+                    </a:stretch>
+                  </pic:blipFill>
+                  <pic:spPr>
+                    <a:xfrm>
+                      <a:off x="0" y="0"/>
+                      <a:ext cx="5303520" cy="3984867"/>
+                    </a:xfrm>
+                    <a:prstGeom prst="rect"/>
+                  </pic:spPr>
+                </pic:pic>
+              </a:graphicData>
+            </a:graphic>
+          </wp:inline>
+        </w:drawing>
+      </w:r>
+    </w:p>
+    <w:p>
+      <w:pPr>
+        <w:spacing w:after="200"/>
+        <w:jc w:val="center"/>
+      </w:pPr>
+      <w:r>
+        <w:rPr>
+          <w:i/>
+          <w:color w:val="475569"/>
+          <w:sz w:val="19"/>
+        </w:rPr>
+        <w:t>Figure 6.1: Use Case Diagram for HARMONY Shared Living System</w:t>
       </w:r>
     </w:p>
     <w:p>
@@ -3626,7 +4069,61 @@
         <w:pStyle w:val="Heading2"/>
       </w:pPr>
       <w:r>
-        <w:t>7.2 ER Diagram Schema (Mermaid Syntax)</w:t>
+        <w:t>7.2 ER Diagram Schema</w:t>
+      </w:r>
+    </w:p>
+    <w:p>
+      <w:pPr>
+        <w:spacing w:before="160" w:after="80"/>
+        <w:jc w:val="center"/>
+      </w:pPr>
+      <w:r>
+        <w:drawing>
+          <wp:inline xmlns:a="http://schemas.openxmlformats.org/drawingml/2006/main" xmlns:pic="http://schemas.openxmlformats.org/drawingml/2006/picture">
+            <wp:extent cx="5303520" cy="3631605"/>
+            <wp:docPr id="8" name="Picture 8"/>
+            <wp:cNvGraphicFramePr>
+              <a:graphicFrameLocks noChangeAspect="1"/>
+            </wp:cNvGraphicFramePr>
+            <a:graphic>
+              <a:graphicData uri="http://schemas.openxmlformats.org/drawingml/2006/picture">
+                <pic:pic>
+                  <pic:nvPicPr>
+                    <pic:cNvPr id="0" name="diagram_erd.png"/>
+                    <pic:cNvPicPr/>
+                  </pic:nvPicPr>
+                  <pic:blipFill>
+                    <a:blip r:embed="rId16"/>
+                    <a:stretch>
+                      <a:fillRect/>
+                    </a:stretch>
+                  </pic:blipFill>
+                  <pic:spPr>
+                    <a:xfrm>
+                      <a:off x="0" y="0"/>
+                      <a:ext cx="5303520" cy="3631605"/>
+                    </a:xfrm>
+                    <a:prstGeom prst="rect"/>
+                  </pic:spPr>
+                </pic:pic>
+              </a:graphicData>
+            </a:graphic>
+          </wp:inline>
+        </w:drawing>
+      </w:r>
+    </w:p>
+    <w:p>
+      <w:pPr>
+        <w:spacing w:after="200"/>
+        <w:jc w:val="center"/>
+      </w:pPr>
+      <w:r>
+        <w:rPr>
+          <w:i/>
+          <w:color w:val="475569"/>
+          <w:sz w:val="19"/>
+        </w:rPr>
+        <w:t>Figure 7.1: Entity Relationship Diagram (ERD) with 3NF Normalized Entities</w:t>
       </w:r>
     </w:p>
     <w:p>
@@ -3805,7 +4302,7 @@
                 <w:b/>
                 <w:sz w:val="21"/>
               </w:rPr>
-              <w:t>Component</w:t>
+              <w:t>Hardware Component</w:t>
             </w:r>
           </w:p>
         </w:tc>
@@ -3826,7 +4323,7 @@
                 <w:b/>
                 <w:sz w:val="21"/>
               </w:rPr>
-              <w:t>Development Machine Minimum</w:t>
+              <w:t>Minimum Requirement</w:t>
             </w:r>
           </w:p>
         </w:tc>
@@ -3847,7 +4344,7 @@
                 <w:b/>
                 <w:sz w:val="21"/>
               </w:rPr>
-              <w:t>Target User Client Minimum</w:t>
+              <w:t>Recommended Development Spec</w:t>
             </w:r>
           </w:p>
         </w:tc>
@@ -3884,7 +4381,7 @@
           </w:tcPr>
           <w:p>
             <w:r>
-              <w:t>Intel Core i5 / AMD Ryzen 5 (4 Cores / 8 Threads+)</w:t>
+              <w:t>Intel Core i3 / AMD Ryzen 3 (Quad Core)</w:t>
             </w:r>
           </w:p>
         </w:tc>
@@ -3900,7 +4397,7 @@
           </w:tcPr>
           <w:p>
             <w:r>
-              <w:t>Dual-Core 1.5 GHz or modern smartphone CPU</w:t>
+              <w:t>Intel Core i5 / AMD Ryzen 5 (Hexa Core or higher)</w:t>
             </w:r>
           </w:p>
         </w:tc>
@@ -3921,7 +4418,7 @@
               <w:rPr>
                 <w:b/>
               </w:rPr>
-              <w:t>System RAM</w:t>
+              <w:t>System Memory (RAM)</w:t>
             </w:r>
           </w:p>
         </w:tc>
@@ -3937,7 +4434,7 @@
           </w:tcPr>
           <w:p>
             <w:r>
-              <w:t>8 GB DDR4 (16 GB Recommended for Docker/VMs)</w:t>
+              <w:t>8 GB DDR4</w:t>
             </w:r>
           </w:p>
         </w:tc>
@@ -3953,7 +4450,7 @@
           </w:tcPr>
           <w:p>
             <w:r>
-              <w:t>2 GB RAM (Any modern device)</w:t>
+              <w:t>16 GB DDR4/DDR5 (Supports concurrent dev servers)</w:t>
             </w:r>
           </w:p>
         </w:tc>
@@ -3974,7 +4471,7 @@
               <w:rPr>
                 <w:b/>
               </w:rPr>
-              <w:t>Hard Disk Storage</w:t>
+              <w:t>Storage Drive</w:t>
             </w:r>
           </w:p>
         </w:tc>
@@ -3990,7 +4487,7 @@
           </w:tcPr>
           <w:p>
             <w:r>
-              <w:t>256 GB NVMe SSD (Minimum 5 GB free space)</w:t>
+              <w:t>256 GB HDD / SATA SSD</w:t>
             </w:r>
           </w:p>
         </w:tc>
@@ -4006,7 +4503,7 @@
           </w:tcPr>
           <w:p>
             <w:r>
-              <w:t>Standard browser cache (&lt; 50 MB)</w:t>
+              <w:t>512 GB NVMe M.2 SSD (Rapid node_modules compilation)</w:t>
             </w:r>
           </w:p>
         </w:tc>
@@ -4043,7 +4540,7 @@
           </w:tcPr>
           <w:p>
             <w:r>
-              <w:t>Broadband Internet (10 Mbps+ continuous uplink)</w:t>
+              <w:t>1 Mbps Broadband</w:t>
             </w:r>
           </w:p>
         </w:tc>
@@ -4059,7 +4556,7 @@
           </w:tcPr>
           <w:p>
             <w:r>
-              <w:t>Standard 4G / 5G / Wi-Fi Internet connectivity</w:t>
+              <w:t>10 Mbps+ High-Speed Fiber (Continuous cloud deploys)</w:t>
             </w:r>
           </w:p>
         </w:tc>
@@ -4714,7 +5211,7 @@
         <w:t xml:space="preserve">1. Dependency on Continuous Internet Connectivity: </w:t>
       </w:r>
       <w:r>
-        <w:t>The platform is designed as a cloud-hosted web application; it currently does not incorporate offline-first Progressive Web App (PWA) caching or local IndexedDB synchronization. An active internet connection is mandatory.</w:t>
+        <w:t>The platform is designed as a cloud-hosted web application; it currently does not incorporate offline-first Progressive Web App (PWA) caching or local IndexedDB synchronization. An active internet connection is mandatory for live cloud sync.</w:t>
       </w:r>
     </w:p>
     <w:p>
@@ -4788,7 +5285,7 @@
     </w:p>
     <w:p>
       <w:r>
-        <w:t>The user experience is engineered around four primary visual interfaces. The wireframe schemas and UI component decompositions below outline the structural anatomy of the client application.</w:t>
+        <w:t>The user experience is engineered around four primary visual interfaces. The high-resolution UI wireframe mockups and component decompositions below illustrate the exact layout, information architecture, and responsive behaviors of the deployed application.</w:t>
       </w:r>
     </w:p>
     <w:p>
@@ -4802,6 +5299,60 @@
     <w:p>
       <w:r>
         <w:t>The public marketing and entry portal introducing the platform's value proposition, key feature cards, and instant authentication call-to-action.</w:t>
+      </w:r>
+    </w:p>
+    <w:p>
+      <w:pPr>
+        <w:spacing w:before="160" w:after="80"/>
+        <w:jc w:val="center"/>
+      </w:pPr>
+      <w:r>
+        <w:drawing>
+          <wp:inline xmlns:a="http://schemas.openxmlformats.org/drawingml/2006/main" xmlns:pic="http://schemas.openxmlformats.org/drawingml/2006/picture">
+            <wp:extent cx="5029200" cy="3291648"/>
+            <wp:docPr id="9" name="Picture 9"/>
+            <wp:cNvGraphicFramePr>
+              <a:graphicFrameLocks noChangeAspect="1"/>
+            </wp:cNvGraphicFramePr>
+            <a:graphic>
+              <a:graphicData uri="http://schemas.openxmlformats.org/drawingml/2006/picture">
+                <pic:pic>
+                  <pic:nvPicPr>
+                    <pic:cNvPr id="0" name="ui_landing.png"/>
+                    <pic:cNvPicPr/>
+                  </pic:nvPicPr>
+                  <pic:blipFill>
+                    <a:blip r:embed="rId17"/>
+                    <a:stretch>
+                      <a:fillRect/>
+                    </a:stretch>
+                  </pic:blipFill>
+                  <pic:spPr>
+                    <a:xfrm>
+                      <a:off x="0" y="0"/>
+                      <a:ext cx="5029200" cy="3291648"/>
+                    </a:xfrm>
+                    <a:prstGeom prst="rect"/>
+                  </pic:spPr>
+                </pic:pic>
+              </a:graphicData>
+            </a:graphic>
+          </wp:inline>
+        </w:drawing>
+      </w:r>
+    </w:p>
+    <w:p>
+      <w:pPr>
+        <w:spacing w:after="200"/>
+        <w:jc w:val="center"/>
+      </w:pPr>
+      <w:r>
+        <w:rPr>
+          <w:i/>
+          <w:color w:val="475569"/>
+          <w:sz w:val="19"/>
+        </w:rPr>
+        <w:t>Figure 11.1: Landing &amp; Public Onboarding Portal Interface Layout</w:t>
       </w:r>
     </w:p>
     <w:tbl>
@@ -5025,6 +5576,60 @@
         <w:t>A clean, secure modal interface providing email/password authentication, validation feedback, and household invitation onboarding.</w:t>
       </w:r>
     </w:p>
+    <w:p>
+      <w:pPr>
+        <w:spacing w:before="160" w:after="80"/>
+        <w:jc w:val="center"/>
+      </w:pPr>
+      <w:r>
+        <w:drawing>
+          <wp:inline xmlns:a="http://schemas.openxmlformats.org/drawingml/2006/main" xmlns:pic="http://schemas.openxmlformats.org/drawingml/2006/picture">
+            <wp:extent cx="5029200" cy="3291648"/>
+            <wp:docPr id="10" name="Picture 10"/>
+            <wp:cNvGraphicFramePr>
+              <a:graphicFrameLocks noChangeAspect="1"/>
+            </wp:cNvGraphicFramePr>
+            <a:graphic>
+              <a:graphicData uri="http://schemas.openxmlformats.org/drawingml/2006/picture">
+                <pic:pic>
+                  <pic:nvPicPr>
+                    <pic:cNvPr id="0" name="ui_login.png"/>
+                    <pic:cNvPicPr/>
+                  </pic:nvPicPr>
+                  <pic:blipFill>
+                    <a:blip r:embed="rId18"/>
+                    <a:stretch>
+                      <a:fillRect/>
+                    </a:stretch>
+                  </pic:blipFill>
+                  <pic:spPr>
+                    <a:xfrm>
+                      <a:off x="0" y="0"/>
+                      <a:ext cx="5029200" cy="3291648"/>
+                    </a:xfrm>
+                    <a:prstGeom prst="rect"/>
+                  </pic:spPr>
+                </pic:pic>
+              </a:graphicData>
+            </a:graphic>
+          </wp:inline>
+        </w:drawing>
+      </w:r>
+    </w:p>
+    <w:p>
+      <w:pPr>
+        <w:spacing w:after="200"/>
+        <w:jc w:val="center"/>
+      </w:pPr>
+      <w:r>
+        <w:rPr>
+          <w:i/>
+          <w:color w:val="475569"/>
+          <w:sz w:val="19"/>
+        </w:rPr>
+        <w:t>Figure 11.2: Authentication &amp; 1-Click Demo Profile Selection Screen</w:t>
+      </w:r>
+    </w:p>
     <w:tbl>
       <w:tblPr>
         <w:tblW w:type="auto" w:w="0"/>
@@ -5169,7 +5774,7 @@
               <w:rPr>
                 <w:b/>
               </w:rPr>
-              <w:t>Live Error / Validation Toast</w:t>
+              <w:t>1-Click Demo Profiles</w:t>
             </w:r>
           </w:p>
         </w:tc>
@@ -5185,7 +5790,7 @@
           </w:tcPr>
           <w:p>
             <w:r>
-              <w:t>Inline notification alerting user to invalid credentials, mismatched passwords, or network timeout.</w:t>
+              <w:t>Instant profile selector (Lakshya, Rahul, Aman, Rohit) designed for rapid examiner evaluation during viva.</w:t>
             </w:r>
           </w:p>
         </w:tc>
@@ -5244,6 +5849,60 @@
     <w:p>
       <w:r>
         <w:t>The primary command center rendering household overview statistics, dual-metric contribution charts, task boards, and quick-action modals.</w:t>
+      </w:r>
+    </w:p>
+    <w:p>
+      <w:pPr>
+        <w:spacing w:before="160" w:after="80"/>
+        <w:jc w:val="center"/>
+      </w:pPr>
+      <w:r>
+        <w:drawing>
+          <wp:inline xmlns:a="http://schemas.openxmlformats.org/drawingml/2006/main" xmlns:pic="http://schemas.openxmlformats.org/drawingml/2006/picture">
+            <wp:extent cx="5029200" cy="3536255"/>
+            <wp:docPr id="11" name="Picture 11"/>
+            <wp:cNvGraphicFramePr>
+              <a:graphicFrameLocks noChangeAspect="1"/>
+            </wp:cNvGraphicFramePr>
+            <a:graphic>
+              <a:graphicData uri="http://schemas.openxmlformats.org/drawingml/2006/picture">
+                <pic:pic>
+                  <pic:nvPicPr>
+                    <pic:cNvPr id="0" name="ui_dashboard.png"/>
+                    <pic:cNvPicPr/>
+                  </pic:nvPicPr>
+                  <pic:blipFill>
+                    <a:blip r:embed="rId19"/>
+                    <a:stretch>
+                      <a:fillRect/>
+                    </a:stretch>
+                  </pic:blipFill>
+                  <pic:spPr>
+                    <a:xfrm>
+                      <a:off x="0" y="0"/>
+                      <a:ext cx="5029200" cy="3536255"/>
+                    </a:xfrm>
+                    <a:prstGeom prst="rect"/>
+                  </pic:spPr>
+                </pic:pic>
+              </a:graphicData>
+            </a:graphic>
+          </wp:inline>
+        </w:drawing>
+      </w:r>
+    </w:p>
+    <w:p>
+      <w:pPr>
+        <w:spacing w:after="200"/>
+        <w:jc w:val="center"/>
+      </w:pPr>
+      <w:r>
+        <w:rPr>
+          <w:i/>
+          <w:color w:val="475569"/>
+          <w:sz w:val="19"/>
+        </w:rPr>
+        <w:t>Figure 11.3: Main Roommate Dashboard with Effort Charts &amp; Financial Ledger</w:t>
       </w:r>
     </w:p>
     <w:tbl>
@@ -5502,6 +6161,60 @@
     <w:p>
       <w:r>
         <w:t>A restricted supervisory panel accessible solely to the household creator for membership governance and audit record control.</w:t>
+      </w:r>
+    </w:p>
+    <w:p>
+      <w:pPr>
+        <w:spacing w:before="160" w:after="80"/>
+        <w:jc w:val="center"/>
+      </w:pPr>
+      <w:r>
+        <w:drawing>
+          <wp:inline xmlns:a="http://schemas.openxmlformats.org/drawingml/2006/main" xmlns:pic="http://schemas.openxmlformats.org/drawingml/2006/picture">
+            <wp:extent cx="5029200" cy="3291648"/>
+            <wp:docPr id="12" name="Picture 12"/>
+            <wp:cNvGraphicFramePr>
+              <a:graphicFrameLocks noChangeAspect="1"/>
+            </wp:cNvGraphicFramePr>
+            <a:graphic>
+              <a:graphicData uri="http://schemas.openxmlformats.org/drawingml/2006/picture">
+                <pic:pic>
+                  <pic:nvPicPr>
+                    <pic:cNvPr id="0" name="ui_admin.png"/>
+                    <pic:cNvPicPr/>
+                  </pic:nvPicPr>
+                  <pic:blipFill>
+                    <a:blip r:embed="rId20"/>
+                    <a:stretch>
+                      <a:fillRect/>
+                    </a:stretch>
+                  </pic:blipFill>
+                  <pic:spPr>
+                    <a:xfrm>
+                      <a:off x="0" y="0"/>
+                      <a:ext cx="5029200" cy="3291648"/>
+                    </a:xfrm>
+                    <a:prstGeom prst="rect"/>
+                  </pic:spPr>
+                </pic:pic>
+              </a:graphicData>
+            </a:graphic>
+          </wp:inline>
+        </w:drawing>
+      </w:r>
+    </w:p>
+    <w:p>
+      <w:pPr>
+        <w:spacing w:after="200"/>
+        <w:jc w:val="center"/>
+      </w:pPr>
+      <w:r>
+        <w:rPr>
+          <w:i/>
+          <w:color w:val="475569"/>
+          <w:sz w:val="19"/>
+        </w:rPr>
+        <w:t>Figure 11.4: Administrative Household Supervision &amp; Governance Panel</w:t>
       </w:r>
     </w:p>
     <w:tbl>
